--- a/작업일지/29주차.docx
+++ b/작업일지/29주차.docx
@@ -507,7 +507,27 @@
           <w:tcPr>
             <w:tcW w:w="9214" w:type="dxa"/>
           </w:tcPr>
-          <w:p/>
+          <w:p>
+            <w:r>
+              <w:rPr>
+                <w:rFonts w:hint="eastAsia"/>
+              </w:rPr>
+              <w:t>-타일맵 제작</w:t>
+            </w:r>
+          </w:p>
+          <w:p>
+            <w:pPr>
+              <w:rPr>
+                <w:rFonts w:hint="eastAsia"/>
+              </w:rPr>
+            </w:pPr>
+            <w:r>
+              <w:rPr>
+                <w:rFonts w:hint="eastAsia"/>
+              </w:rPr>
+              <w:t>-타일맵을 활용하여 몬스터 이동 구현</w:t>
+            </w:r>
+          </w:p>
         </w:tc>
       </w:tr>
       <w:tr>
@@ -627,7 +647,40 @@
           <w:tcPr>
             <w:tcW w:w="9214" w:type="dxa"/>
           </w:tcPr>
-          <w:p/>
+          <w:p>
+            <w:pPr>
+              <w:rPr>
+                <w:rFonts w:hint="eastAsia"/>
+              </w:rPr>
+            </w:pPr>
+            <w:r>
+              <w:rPr>
+                <w:rFonts w:hint="eastAsia"/>
+              </w:rPr>
+              <w:t>-몬스터 이동 구현을 먼저 해놓기 위해 MainRoom 타일맵만 우선 만들었다.</w:t>
+            </w:r>
+          </w:p>
+          <w:p>
+            <w:r>
+              <w:rPr>
+                <w:rFonts w:hint="eastAsia"/>
+              </w:rPr>
+              <w:t>-타일맵을 이용하여 몬스터 이동 구현을 했다. 다만, 타일맵이 아직 MainRoom밖에 없어서 그 안에서만 움직이고 있다.</w:t>
+            </w:r>
+          </w:p>
+          <w:p>
+            <w:pPr>
+              <w:rPr>
+                <w:rFonts w:hint="eastAsia"/>
+              </w:rPr>
+            </w:pPr>
+            <w:r>
+              <w:rPr>
+                <w:rFonts w:hint="eastAsia"/>
+              </w:rPr>
+              <w:t>-그리고 몬스터랑 플레이어 충돌이 잘 되는지 확인하기 위해 둘이 부딪히면 몬스터가 사라지도록 설정하였다.</w:t>
+            </w:r>
+          </w:p>
         </w:tc>
       </w:tr>
       <w:tr>

--- a/작업일지/29주차.docx
+++ b/작업일지/29주차.docx
@@ -243,6 +243,7 @@
                 <w:bCs/>
               </w:rPr>
             </w:pPr>
+            <w:proofErr w:type="spellStart"/>
             <w:r>
               <w:rPr>
                 <w:rFonts w:hint="eastAsia"/>
@@ -251,6 +252,7 @@
               </w:rPr>
               <w:t>팀명</w:t>
             </w:r>
+            <w:proofErr w:type="spellEnd"/>
           </w:p>
         </w:tc>
         <w:tc>
@@ -357,7 +359,21 @@
               <w:rPr>
                 <w:rFonts w:hint="eastAsia"/>
               </w:rPr>
-              <w:t>2022182035 임채은(클라/서버)</w:t>
+              <w:t xml:space="preserve">2022182035 </w:t>
+            </w:r>
+            <w:proofErr w:type="spellStart"/>
+            <w:r>
+              <w:rPr>
+                <w:rFonts w:hint="eastAsia"/>
+              </w:rPr>
+              <w:t>임채은</w:t>
+            </w:r>
+            <w:proofErr w:type="spellEnd"/>
+            <w:r>
+              <w:rPr>
+                <w:rFonts w:hint="eastAsia"/>
+              </w:rPr>
+              <w:t>(클라/서버)</w:t>
             </w:r>
           </w:p>
         </w:tc>
@@ -478,7 +494,19 @@
           <w:tcPr>
             <w:tcW w:w="9214" w:type="dxa"/>
           </w:tcPr>
-          <w:p/>
+          <w:p>
+            <w:pPr>
+              <w:rPr>
+                <w:rFonts w:hint="eastAsia"/>
+              </w:rPr>
+            </w:pPr>
+            <w:r>
+              <w:rPr>
+                <w:rFonts w:hint="eastAsia"/>
+              </w:rPr>
+              <w:t>- 큐브 수정</w:t>
+            </w:r>
+          </w:p>
         </w:tc>
       </w:tr>
       <w:tr>
@@ -512,20 +540,43 @@
               <w:rPr>
                 <w:rFonts w:hint="eastAsia"/>
               </w:rPr>
-              <w:t>-타일맵 제작</w:t>
-            </w:r>
-          </w:p>
-          <w:p>
-            <w:pPr>
-              <w:rPr>
-                <w:rFonts w:hint="eastAsia"/>
-              </w:rPr>
-            </w:pPr>
-            <w:r>
-              <w:rPr>
-                <w:rFonts w:hint="eastAsia"/>
-              </w:rPr>
-              <w:t>-타일맵을 활용하여 몬스터 이동 구현</w:t>
+              <w:t>-</w:t>
+            </w:r>
+            <w:proofErr w:type="spellStart"/>
+            <w:r>
+              <w:rPr>
+                <w:rFonts w:hint="eastAsia"/>
+              </w:rPr>
+              <w:t>타일맵</w:t>
+            </w:r>
+            <w:proofErr w:type="spellEnd"/>
+            <w:r>
+              <w:rPr>
+                <w:rFonts w:hint="eastAsia"/>
+              </w:rPr>
+              <w:t xml:space="preserve"> 제작</w:t>
+            </w:r>
+          </w:p>
+          <w:p>
+            <w:r>
+              <w:rPr>
+                <w:rFonts w:hint="eastAsia"/>
+              </w:rPr>
+              <w:t>-</w:t>
+            </w:r>
+            <w:proofErr w:type="spellStart"/>
+            <w:r>
+              <w:rPr>
+                <w:rFonts w:hint="eastAsia"/>
+              </w:rPr>
+              <w:t>타일맵을</w:t>
+            </w:r>
+            <w:proofErr w:type="spellEnd"/>
+            <w:r>
+              <w:rPr>
+                <w:rFonts w:hint="eastAsia"/>
+              </w:rPr>
+              <w:t xml:space="preserve"> 활용하여 몬스터 이동 구현</w:t>
             </w:r>
           </w:p>
         </w:tc>
@@ -542,6 +593,7 @@
                 <w:bCs/>
               </w:rPr>
             </w:pPr>
+            <w:proofErr w:type="spellStart"/>
             <w:r>
               <w:rPr>
                 <w:rFonts w:hint="eastAsia"/>
@@ -550,6 +602,7 @@
               </w:rPr>
               <w:t>임채은</w:t>
             </w:r>
+            <w:proofErr w:type="spellEnd"/>
           </w:p>
         </w:tc>
         <w:tc>
@@ -615,9 +668,16 @@
           </w:tcPr>
           <w:p>
             <w:pPr>
-              <w:pStyle w:val="a6"/>
-              <w:ind w:left="880"/>
+              <w:rPr>
+                <w:rFonts w:hint="eastAsia"/>
+              </w:rPr>
             </w:pPr>
+            <w:r>
+              <w:rPr>
+                <w:rFonts w:hint="eastAsia"/>
+              </w:rPr>
+              <w:t>- 기존 큐브(방)을 수정하였다. 25cm 단위로 나누어 떨어지게끔 방 사이즈를 조절하였고, 벽 두께 또한 기존 6cm에서 키웠다. 문 설치를 위해 벽에 낸 문 구멍의 사이즈도 변경하였다.</w:t>
+            </w:r>
           </w:p>
         </w:tc>
       </w:tr>
@@ -648,37 +708,111 @@
             <w:tcW w:w="9214" w:type="dxa"/>
           </w:tcPr>
           <w:p>
-            <w:pPr>
-              <w:rPr>
-                <w:rFonts w:hint="eastAsia"/>
-              </w:rPr>
-            </w:pPr>
-            <w:r>
-              <w:rPr>
-                <w:rFonts w:hint="eastAsia"/>
-              </w:rPr>
-              <w:t>-몬스터 이동 구현을 먼저 해놓기 위해 MainRoom 타일맵만 우선 만들었다.</w:t>
-            </w:r>
-          </w:p>
-          <w:p>
-            <w:r>
-              <w:rPr>
-                <w:rFonts w:hint="eastAsia"/>
-              </w:rPr>
-              <w:t>-타일맵을 이용하여 몬스터 이동 구현을 했다. 다만, 타일맵이 아직 MainRoom밖에 없어서 그 안에서만 움직이고 있다.</w:t>
-            </w:r>
-          </w:p>
-          <w:p>
-            <w:pPr>
-              <w:rPr>
-                <w:rFonts w:hint="eastAsia"/>
-              </w:rPr>
-            </w:pPr>
-            <w:r>
-              <w:rPr>
-                <w:rFonts w:hint="eastAsia"/>
-              </w:rPr>
-              <w:t>-그리고 몬스터랑 플레이어 충돌이 잘 되는지 확인하기 위해 둘이 부딪히면 몬스터가 사라지도록 설정하였다.</w:t>
+            <w:r>
+              <w:rPr>
+                <w:rFonts w:hint="eastAsia"/>
+              </w:rPr>
+              <w:t xml:space="preserve">-몬스터 이동 구현을 먼저 해놓기 위해 </w:t>
+            </w:r>
+            <w:proofErr w:type="spellStart"/>
+            <w:r>
+              <w:rPr>
+                <w:rFonts w:hint="eastAsia"/>
+              </w:rPr>
+              <w:t>MainRoom</w:t>
+            </w:r>
+            <w:proofErr w:type="spellEnd"/>
+            <w:r>
+              <w:rPr>
+                <w:rFonts w:hint="eastAsia"/>
+              </w:rPr>
+              <w:t xml:space="preserve"> </w:t>
+            </w:r>
+            <w:proofErr w:type="spellStart"/>
+            <w:r>
+              <w:rPr>
+                <w:rFonts w:hint="eastAsia"/>
+              </w:rPr>
+              <w:t>타일맵만</w:t>
+            </w:r>
+            <w:proofErr w:type="spellEnd"/>
+            <w:r>
+              <w:rPr>
+                <w:rFonts w:hint="eastAsia"/>
+              </w:rPr>
+              <w:t xml:space="preserve"> 우선 만들었다.</w:t>
+            </w:r>
+          </w:p>
+          <w:p>
+            <w:r>
+              <w:rPr>
+                <w:rFonts w:hint="eastAsia"/>
+              </w:rPr>
+              <w:t>-</w:t>
+            </w:r>
+            <w:proofErr w:type="spellStart"/>
+            <w:r>
+              <w:rPr>
+                <w:rFonts w:hint="eastAsia"/>
+              </w:rPr>
+              <w:t>타일맵을</w:t>
+            </w:r>
+            <w:proofErr w:type="spellEnd"/>
+            <w:r>
+              <w:rPr>
+                <w:rFonts w:hint="eastAsia"/>
+              </w:rPr>
+              <w:t xml:space="preserve"> 이용하여 몬스터 이동 구현을 했다. 다만, </w:t>
+            </w:r>
+            <w:proofErr w:type="spellStart"/>
+            <w:r>
+              <w:rPr>
+                <w:rFonts w:hint="eastAsia"/>
+              </w:rPr>
+              <w:t>타일맵이</w:t>
+            </w:r>
+            <w:proofErr w:type="spellEnd"/>
+            <w:r>
+              <w:rPr>
+                <w:rFonts w:hint="eastAsia"/>
+              </w:rPr>
+              <w:t xml:space="preserve"> 아직 </w:t>
+            </w:r>
+            <w:proofErr w:type="spellStart"/>
+            <w:r>
+              <w:rPr>
+                <w:rFonts w:hint="eastAsia"/>
+              </w:rPr>
+              <w:t>MainRoom</w:t>
+            </w:r>
+            <w:proofErr w:type="spellEnd"/>
+            <w:r>
+              <w:rPr>
+                <w:rFonts w:hint="eastAsia"/>
+              </w:rPr>
+              <w:t>밖에 없어서 그 안에서만 움직이고 있다.</w:t>
+            </w:r>
+          </w:p>
+          <w:p>
+            <w:r>
+              <w:rPr>
+                <w:rFonts w:hint="eastAsia"/>
+              </w:rPr>
+              <w:t xml:space="preserve">-그리고 </w:t>
+            </w:r>
+            <w:proofErr w:type="spellStart"/>
+            <w:r>
+              <w:rPr>
+                <w:rFonts w:hint="eastAsia"/>
+              </w:rPr>
+              <w:t>몬스터랑</w:t>
+            </w:r>
+            <w:proofErr w:type="spellEnd"/>
+            <w:r>
+              <w:rPr>
+                <w:rFonts w:hint="eastAsia"/>
+              </w:rPr>
+              <w:t xml:space="preserve"> 플레이어 충돌이 잘 되는지 확인하기 위해 둘이 부딪히면 몬스터가 사라지도록 설정하였다.</w:t>
             </w:r>
           </w:p>
         </w:tc>
@@ -695,6 +829,7 @@
                 <w:bCs/>
               </w:rPr>
             </w:pPr>
+            <w:proofErr w:type="spellStart"/>
             <w:r>
               <w:rPr>
                 <w:rFonts w:hint="eastAsia"/>
@@ -703,6 +838,7 @@
               </w:rPr>
               <w:t>임채은</w:t>
             </w:r>
+            <w:proofErr w:type="spellEnd"/>
           </w:p>
         </w:tc>
         <w:tc>

--- a/작업일지/29주차.docx
+++ b/작업일지/29주차.docx
@@ -126,6 +126,12 @@
             <w:pPr>
               <w:jc w:val="center"/>
             </w:pPr>
+            <w:r>
+              <w:rPr>
+                <w:rFonts w:hint="eastAsia"/>
+              </w:rPr>
+              <w:t>29</w:t>
+            </w:r>
           </w:p>
         </w:tc>
         <w:tc>
@@ -359,81 +365,19 @@
               <w:rPr>
                 <w:rFonts w:hint="eastAsia"/>
               </w:rPr>
-              <w:t xml:space="preserve">2022182035 </w:t>
-            </w:r>
-            <w:proofErr w:type="spellStart"/>
-            <w:r>
-              <w:rPr>
-                <w:rFonts w:hint="eastAsia"/>
-              </w:rPr>
-              <w:t>임채은</w:t>
-            </w:r>
-            <w:proofErr w:type="spellEnd"/>
-            <w:r>
-              <w:rPr>
-                <w:rFonts w:hint="eastAsia"/>
-              </w:rPr>
-              <w:t>(클라/서버)</w:t>
+              <w:t>2022182035 임채은(클라/서버)</w:t>
             </w:r>
           </w:p>
         </w:tc>
       </w:tr>
     </w:tbl>
-    <w:p/>
     <w:p>
       <w:pPr>
         <w:rPr>
-          <w:b/>
-          <w:bCs/>
+          <w:rFonts w:hint="eastAsia"/>
         </w:rPr>
       </w:pPr>
-      <w:r>
-        <w:rPr>
-          <w:rFonts w:hint="eastAsia"/>
-          <w:b/>
-          <w:bCs/>
-        </w:rPr>
-        <w:t>회의록</w:t>
-      </w:r>
-      <w:r>
-        <w:rPr>
-          <w:rFonts w:hint="eastAsia"/>
-          <w:b/>
-          <w:bCs/>
-        </w:rPr>
-        <w:t xml:space="preserve"> </w:t>
-      </w:r>
-      <w:r>
-        <w:rPr>
-          <w:rFonts w:hint="eastAsia"/>
-          <w:b/>
-          <w:bCs/>
-        </w:rPr>
-        <w:t>()</w:t>
-      </w:r>
     </w:p>
-    <w:tbl>
-      <w:tblPr>
-        <w:tblStyle w:val="aa"/>
-        <w:tblW w:w="10485" w:type="dxa"/>
-        <w:tblLook w:val="04A0" w:firstRow="1" w:lastRow="0" w:firstColumn="1" w:lastColumn="0" w:noHBand="0" w:noVBand="1"/>
-      </w:tblPr>
-      <w:tblGrid>
-        <w:gridCol w:w="10485"/>
-      </w:tblGrid>
-      <w:tr>
-        <w:trPr>
-          <w:trHeight w:val="465"/>
-        </w:trPr>
-        <w:tc>
-          <w:tcPr>
-            <w:tcW w:w="10485" w:type="dxa"/>
-          </w:tcPr>
-          <w:p/>
-        </w:tc>
-      </w:tr>
-    </w:tbl>
-    <w:p/>
     <w:p>
       <w:pPr>
         <w:rPr>
@@ -495,11 +439,6 @@
             <w:tcW w:w="9214" w:type="dxa"/>
           </w:tcPr>
           <w:p>
-            <w:pPr>
-              <w:rPr>
-                <w:rFonts w:hint="eastAsia"/>
-              </w:rPr>
-            </w:pPr>
             <w:r>
               <w:rPr>
                 <w:rFonts w:hint="eastAsia"/>
@@ -593,7 +532,6 @@
                 <w:bCs/>
               </w:rPr>
             </w:pPr>
-            <w:proofErr w:type="spellStart"/>
             <w:r>
               <w:rPr>
                 <w:rFonts w:hint="eastAsia"/>
@@ -602,14 +540,47 @@
               </w:rPr>
               <w:t>임채은</w:t>
             </w:r>
-            <w:proofErr w:type="spellEnd"/>
           </w:p>
         </w:tc>
         <w:tc>
           <w:tcPr>
             <w:tcW w:w="9214" w:type="dxa"/>
           </w:tcPr>
-          <w:p/>
+          <w:p>
+            <w:pPr>
+              <w:rPr>
+                <w:rFonts w:hint="eastAsia"/>
+              </w:rPr>
+            </w:pPr>
+            <w:r>
+              <w:rPr>
+                <w:rFonts w:hint="eastAsia"/>
+              </w:rPr>
+              <w:t xml:space="preserve">- 하나가 만든 모델 </w:t>
+            </w:r>
+            <w:proofErr w:type="spellStart"/>
+            <w:r>
+              <w:rPr>
+                <w:rFonts w:hint="eastAsia"/>
+              </w:rPr>
+              <w:t>믹사모</w:t>
+            </w:r>
+            <w:proofErr w:type="spellEnd"/>
+            <w:r>
+              <w:rPr>
+                <w:rFonts w:hint="eastAsia"/>
+              </w:rPr>
+              <w:t xml:space="preserve"> </w:t>
+            </w:r>
+            <w:proofErr w:type="spellStart"/>
+            <w:r>
+              <w:rPr>
+                <w:rFonts w:hint="eastAsia"/>
+              </w:rPr>
+              <w:t>리타겟팅</w:t>
+            </w:r>
+            <w:proofErr w:type="spellEnd"/>
+          </w:p>
         </w:tc>
       </w:tr>
     </w:tbl>
@@ -667,11 +638,6 @@
             <w:tcW w:w="9214" w:type="dxa"/>
           </w:tcPr>
           <w:p>
-            <w:pPr>
-              <w:rPr>
-                <w:rFonts w:hint="eastAsia"/>
-              </w:rPr>
-            </w:pPr>
             <w:r>
               <w:rPr>
                 <w:rFonts w:hint="eastAsia"/>
@@ -829,7 +795,6 @@
                 <w:bCs/>
               </w:rPr>
             </w:pPr>
-            <w:proofErr w:type="spellStart"/>
             <w:r>
               <w:rPr>
                 <w:rFonts w:hint="eastAsia"/>
@@ -838,14 +803,229 @@
               </w:rPr>
               <w:t>임채은</w:t>
             </w:r>
-            <w:proofErr w:type="spellEnd"/>
           </w:p>
         </w:tc>
         <w:tc>
           <w:tcPr>
             <w:tcW w:w="9214" w:type="dxa"/>
           </w:tcPr>
-          <w:p/>
+          <w:p>
+            <w:r>
+              <w:rPr>
+                <w:rFonts w:hint="eastAsia"/>
+              </w:rPr>
+              <w:t xml:space="preserve">- 하나가 엔진에 임포트한 skeletal mesh를 가지고 </w:t>
+            </w:r>
+            <w:proofErr w:type="spellStart"/>
+            <w:r>
+              <w:rPr>
+                <w:rFonts w:hint="eastAsia"/>
+              </w:rPr>
+              <w:t>믹사모</w:t>
+            </w:r>
+            <w:proofErr w:type="spellEnd"/>
+            <w:r>
+              <w:rPr>
+                <w:rFonts w:hint="eastAsia"/>
+              </w:rPr>
+              <w:t xml:space="preserve"> 사이트에 넣어서 애니메이션을 구했고, 이를 통해 </w:t>
+            </w:r>
+            <w:proofErr w:type="spellStart"/>
+            <w:r>
+              <w:rPr>
+                <w:rFonts w:hint="eastAsia"/>
+              </w:rPr>
+              <w:t>BlendSpace</w:t>
+            </w:r>
+            <w:proofErr w:type="spellEnd"/>
+            <w:r>
+              <w:rPr>
+                <w:rFonts w:hint="eastAsia"/>
+              </w:rPr>
+              <w:t xml:space="preserve">로 걷기, 달리기, 점프 등을 구현했다. 그런데 다른 애니메이션(Dying, Slash, 등등)도 같은 방법으로 </w:t>
+            </w:r>
+            <w:proofErr w:type="spellStart"/>
+            <w:r>
+              <w:rPr>
+                <w:rFonts w:hint="eastAsia"/>
+              </w:rPr>
+              <w:t>임포트했는데</w:t>
+            </w:r>
+            <w:proofErr w:type="spellEnd"/>
+            <w:r>
+              <w:rPr>
+                <w:rFonts w:hint="eastAsia"/>
+              </w:rPr>
+              <w:t xml:space="preserve"> 자꾸 애니메이션이 흐물흐물하게 이상하게 나와서 몇 시간동안 헤매다가(</w:t>
+            </w:r>
+            <w:proofErr w:type="spellStart"/>
+            <w:r>
+              <w:rPr>
+                <w:rFonts w:hint="eastAsia"/>
+              </w:rPr>
+              <w:t>리타겟</w:t>
+            </w:r>
+            <w:proofErr w:type="spellEnd"/>
+            <w:r>
+              <w:rPr>
+                <w:rFonts w:hint="eastAsia"/>
+              </w:rPr>
+              <w:t xml:space="preserve"> 체인 만들기, </w:t>
+            </w:r>
+            <w:proofErr w:type="spellStart"/>
+            <w:r>
+              <w:rPr>
+                <w:rFonts w:hint="eastAsia"/>
+              </w:rPr>
+              <w:t>믹사모</w:t>
+            </w:r>
+            <w:proofErr w:type="spellEnd"/>
+            <w:r>
+              <w:rPr>
+                <w:rFonts w:hint="eastAsia"/>
+              </w:rPr>
+              <w:t xml:space="preserve"> 컨버터 등) 하나한테 얘기해서 고쳤다. 문제가 3dsMax, </w:t>
+            </w:r>
+            <w:proofErr w:type="spellStart"/>
+            <w:r>
+              <w:rPr>
+                <w:rFonts w:hint="eastAsia"/>
+              </w:rPr>
+              <w:t>믹사모</w:t>
+            </w:r>
+            <w:proofErr w:type="spellEnd"/>
+            <w:r>
+              <w:rPr>
+                <w:rFonts w:hint="eastAsia"/>
+              </w:rPr>
+              <w:t xml:space="preserve">, </w:t>
+            </w:r>
+            <w:proofErr w:type="spellStart"/>
+            <w:r>
+              <w:rPr>
+                <w:rFonts w:hint="eastAsia"/>
+              </w:rPr>
+              <w:t>언리얼</w:t>
+            </w:r>
+            <w:proofErr w:type="spellEnd"/>
+            <w:r>
+              <w:rPr>
+                <w:rFonts w:hint="eastAsia"/>
+              </w:rPr>
+              <w:t xml:space="preserve"> 엔진에서의 뼈 구조가 달라서 제대로 인식이 안 됐던 것 같다. 뼈 구조를 지우고 </w:t>
+            </w:r>
+            <w:proofErr w:type="spellStart"/>
+            <w:r>
+              <w:rPr>
+                <w:rFonts w:hint="eastAsia"/>
+              </w:rPr>
+              <w:t>믹사모에</w:t>
+            </w:r>
+            <w:proofErr w:type="spellEnd"/>
+            <w:r>
+              <w:rPr>
+                <w:rFonts w:hint="eastAsia"/>
+              </w:rPr>
+              <w:t xml:space="preserve"> 넣으니 잘 됐다. 애니메이션이 자꾸 이상하게 나와서 </w:t>
+            </w:r>
+            <w:proofErr w:type="spellStart"/>
+            <w:r>
+              <w:rPr>
+                <w:rFonts w:hint="eastAsia"/>
+              </w:rPr>
+              <w:t>믹사모</w:t>
+            </w:r>
+            <w:proofErr w:type="spellEnd"/>
+            <w:r>
+              <w:rPr>
+                <w:rFonts w:hint="eastAsia"/>
+              </w:rPr>
+              <w:t xml:space="preserve"> 캐릭터를 커스터마이징 해서 </w:t>
+            </w:r>
+            <w:proofErr w:type="spellStart"/>
+            <w:r>
+              <w:rPr>
+                <w:rFonts w:hint="eastAsia"/>
+              </w:rPr>
+              <w:t>써야하나</w:t>
+            </w:r>
+            <w:proofErr w:type="spellEnd"/>
+            <w:r>
+              <w:rPr>
+                <w:rFonts w:hint="eastAsia"/>
+              </w:rPr>
+              <w:t xml:space="preserve"> 걱정했는데 잘 해결돼서 다행이다. </w:t>
+            </w:r>
+          </w:p>
+          <w:p>
+            <w:pPr>
+              <w:rPr>
+                <w:rFonts w:hint="eastAsia"/>
+              </w:rPr>
+            </w:pPr>
+            <w:r>
+              <w:rPr>
+                <w:rFonts w:hint="eastAsia"/>
+              </w:rPr>
+              <w:t xml:space="preserve">+ 엔진에 애니메이션을 넣을 때 계속 이상하게 나와서 하나에게 부탁해서 똑같이 넣었더니 올바르게 임포트가 됐다. 저번에 플레이어 캐릭터 </w:t>
+            </w:r>
+            <w:proofErr w:type="spellStart"/>
+            <w:r>
+              <w:rPr>
+                <w:rFonts w:hint="eastAsia"/>
+              </w:rPr>
+              <w:t>임포트</w:t>
+            </w:r>
+            <w:proofErr w:type="spellEnd"/>
+            <w:r>
+              <w:rPr>
+                <w:rFonts w:hint="eastAsia"/>
+              </w:rPr>
+              <w:t xml:space="preserve"> 할 때 material이 임포트가 안 됐는데, 하나가 </w:t>
+            </w:r>
+            <w:proofErr w:type="spellStart"/>
+            <w:r>
+              <w:rPr>
+                <w:rFonts w:hint="eastAsia"/>
+              </w:rPr>
+              <w:t>임포트하니까</w:t>
+            </w:r>
+            <w:proofErr w:type="spellEnd"/>
+            <w:r>
+              <w:rPr>
+                <w:rFonts w:hint="eastAsia"/>
+              </w:rPr>
+              <w:t xml:space="preserve"> 잘 됐었다. 같은 파일을 넣은 건데 왜 다르게 임포트가 되는지는 모르겠지만 </w:t>
+            </w:r>
+            <w:proofErr w:type="spellStart"/>
+            <w:r>
+              <w:rPr>
+                <w:rFonts w:hint="eastAsia"/>
+              </w:rPr>
+              <w:t>임포트할</w:t>
+            </w:r>
+            <w:proofErr w:type="spellEnd"/>
+            <w:r>
+              <w:rPr>
+                <w:rFonts w:hint="eastAsia"/>
+              </w:rPr>
+              <w:t xml:space="preserve"> 때 잘 안 되면 하나한테 </w:t>
+            </w:r>
+            <w:proofErr w:type="spellStart"/>
+            <w:r>
+              <w:rPr>
+                <w:rFonts w:hint="eastAsia"/>
+              </w:rPr>
+              <w:t>부탁해야될</w:t>
+            </w:r>
+            <w:proofErr w:type="spellEnd"/>
+            <w:r>
+              <w:rPr>
+                <w:rFonts w:hint="eastAsia"/>
+              </w:rPr>
+              <w:t xml:space="preserve"> 것 같다.</w:t>
+            </w:r>
+          </w:p>
         </w:tc>
       </w:tr>
     </w:tbl>
